--- a/arb/docx/024.content.docx
+++ b/arb/docx/024.content.docx
@@ -333,7 +333,6 @@
       </w:r>
       <w:r>
         <w:rPr>
-          <w:b/>
           <w:rtl/>
           <w:cs/>
           <w:lang w:val="ar_AE" w:bidi="ar_AE"/>
@@ -408,20 +407,14 @@
         </w:rPr>
         <w:t xml:space="preserve">لذلك فإن التمييز بين الطاهر والنجس كان أمرًا مهمًا جدًا في </w:t>
       </w:r>
-      <w:hyperlink r:id="rId13">
-        <w:r>
-          <w:rPr>
-            <w:rtl/>
-            <w:cs/>
-            <w:lang w:val="ar_AE" w:bidi="ar_AE"/>
-          </w:rPr>
-          <w:rPr>
-            <w:color w:val="0000EE"/>
-            <w:u w:val="single"/>
-          </w:rPr>
-          <w:t>عبادة</w:t>
-        </w:r>
-      </w:hyperlink>
+      <w:r>
+        <w:rPr>
+          <w:rtl/>
+          <w:cs/>
+          <w:lang w:val="ar_AE" w:bidi="ar_AE"/>
+        </w:rPr>
+        <w:t>عبادة</w:t>
+      </w:r>
       <w:r>
         <w:rPr>
           <w:rtl/>
@@ -430,20 +423,14 @@
         </w:rPr>
         <w:t xml:space="preserve"> الله. كما أن أي شيء نجس كان ممنوعًا من دخول </w:t>
       </w:r>
-      <w:hyperlink r:id="rId14">
-        <w:r>
-          <w:rPr>
-            <w:rtl/>
-            <w:cs/>
-            <w:lang w:val="ar_AE" w:bidi="ar_AE"/>
-          </w:rPr>
-          <w:rPr>
-            <w:color w:val="0000EE"/>
-            <w:u w:val="single"/>
-          </w:rPr>
-          <w:t>الهيكل</w:t>
-        </w:r>
-      </w:hyperlink>
+      <w:r>
+        <w:rPr>
+          <w:rtl/>
+          <w:cs/>
+          <w:lang w:val="ar_AE" w:bidi="ar_AE"/>
+        </w:rPr>
+        <w:t>الهيكل</w:t>
+      </w:r>
       <w:r>
         <w:rPr>
           <w:rtl/>
@@ -454,7 +441,6 @@
       </w:r>
       <w:r>
         <w:rPr>
-          <w:b/>
           <w:rtl/>
           <w:cs/>
           <w:lang w:val="ar_AE" w:bidi="ar_AE"/>
@@ -471,7 +457,6 @@
       </w:r>
       <w:r>
         <w:rPr>
-          <w:b/>
           <w:rtl/>
           <w:cs/>
           <w:lang w:val="ar_AE" w:bidi="ar_AE"/>
@@ -566,20 +551,14 @@
         </w:rPr>
         <w:t xml:space="preserve">وعندما يُحضر الناس </w:t>
       </w:r>
-      <w:hyperlink r:id="rId15">
-        <w:r>
-          <w:rPr>
-            <w:rtl/>
-            <w:cs/>
-            <w:lang w:val="ar_AE" w:bidi="ar_AE"/>
-          </w:rPr>
-          <w:rPr>
-            <w:color w:val="0000EE"/>
-            <w:u w:val="single"/>
-          </w:rPr>
-          <w:t>ذبيحة</w:t>
-        </w:r>
-      </w:hyperlink>
+      <w:r>
+        <w:rPr>
+          <w:rtl/>
+          <w:cs/>
+          <w:lang w:val="ar_AE" w:bidi="ar_AE"/>
+        </w:rPr>
+        <w:t>ذبيحة</w:t>
+      </w:r>
       <w:r>
         <w:rPr>
           <w:rtl/>
@@ -628,20 +607,14 @@
         </w:rPr>
         <w:t xml:space="preserve">لكن في العهد الجديد، يُعلِّم يسوع الناس أن الطهارة لا تتعلق فقط بالابتعاد عن أطعمة معينة أو بالاغتسال الطقسي. فإن يسوع يُعلِّمنا أننا نصبح نجسين إذا كانت لدينا أفكار </w:t>
       </w:r>
-      <w:hyperlink r:id="rId16">
-        <w:r>
-          <w:rPr>
-            <w:rtl/>
-            <w:cs/>
-            <w:lang w:val="ar_AE" w:bidi="ar_AE"/>
-          </w:rPr>
-          <w:rPr>
-            <w:color w:val="0000EE"/>
-            <w:u w:val="single"/>
-          </w:rPr>
-          <w:t>شريرة</w:t>
-        </w:r>
-      </w:hyperlink>
+      <w:r>
+        <w:rPr>
+          <w:rtl/>
+          <w:cs/>
+          <w:lang w:val="ar_AE" w:bidi="ar_AE"/>
+        </w:rPr>
+        <w:t>شريرة</w:t>
+      </w:r>
       <w:r>
         <w:rPr>
           <w:rtl/>
@@ -652,7 +625,6 @@
       </w:r>
       <w:r>
         <w:rPr>
-          <w:b/>
           <w:rtl/>
           <w:cs/>
           <w:lang w:val="ar_AE" w:bidi="ar_AE"/>
@@ -704,20 +676,14 @@
         </w:rPr>
         <w:t xml:space="preserve">وبعد أن صعد يسوع إلى </w:t>
       </w:r>
-      <w:hyperlink r:id="rId17">
-        <w:r>
-          <w:rPr>
-            <w:rtl/>
-            <w:cs/>
-            <w:lang w:val="ar_AE" w:bidi="ar_AE"/>
-          </w:rPr>
-          <w:rPr>
-            <w:color w:val="0000EE"/>
-            <w:u w:val="single"/>
-          </w:rPr>
-          <w:t>السماء</w:t>
-        </w:r>
-      </w:hyperlink>
+      <w:r>
+        <w:rPr>
+          <w:rtl/>
+          <w:cs/>
+          <w:lang w:val="ar_AE" w:bidi="ar_AE"/>
+        </w:rPr>
+        <w:t>السماء</w:t>
+      </w:r>
       <w:r>
         <w:rPr>
           <w:rtl/>
@@ -728,7 +694,6 @@
       </w:r>
       <w:r>
         <w:rPr>
-          <w:b/>
           <w:rtl/>
           <w:cs/>
           <w:lang w:val="ar_AE" w:bidi="ar_AE"/>
@@ -743,20 +708,14 @@
         </w:rPr>
         <w:t xml:space="preserve">. وقد ظنَّت </w:t>
       </w:r>
-      <w:hyperlink r:id="rId18">
-        <w:r>
-          <w:rPr>
-            <w:rtl/>
-            <w:cs/>
-            <w:lang w:val="ar_AE" w:bidi="ar_AE"/>
-          </w:rPr>
-          <w:rPr>
-            <w:color w:val="0000EE"/>
-            <w:u w:val="single"/>
-          </w:rPr>
-          <w:t>الكنيسة</w:t>
-        </w:r>
-      </w:hyperlink>
+      <w:r>
+        <w:rPr>
+          <w:rtl/>
+          <w:cs/>
+          <w:lang w:val="ar_AE" w:bidi="ar_AE"/>
+        </w:rPr>
+        <w:t>الكنيسة</w:t>
+      </w:r>
       <w:r>
         <w:rPr>
           <w:rtl/>
@@ -767,7 +726,6 @@
       </w:r>
       <w:r>
         <w:rPr>
-          <w:b/>
           <w:rtl/>
           <w:cs/>
           <w:lang w:val="ar_AE" w:bidi="ar_AE"/>
@@ -782,20 +740,14 @@
         </w:rPr>
         <w:t xml:space="preserve"> كانوا موضع ترحيب لدى الله، ولم يعد مهمًا ماذا يأكل الشخص أو ما الذي يتجنب أكله. فقد جعل يسوع الناس طاهرين. والأمر المهم الآن هو أن يبقى الشخص طاهرًا عن طريق البقاء بعيدًا عن </w:t>
       </w:r>
-      <w:hyperlink r:id="rId19">
-        <w:r>
-          <w:rPr>
-            <w:rtl/>
-            <w:cs/>
-            <w:lang w:val="ar_AE" w:bidi="ar_AE"/>
-          </w:rPr>
-          <w:rPr>
-            <w:color w:val="0000EE"/>
-            <w:u w:val="single"/>
-          </w:rPr>
-          <w:t>الخطية</w:t>
-        </w:r>
-      </w:hyperlink>
+      <w:r>
+        <w:rPr>
+          <w:rtl/>
+          <w:cs/>
+          <w:lang w:val="ar_AE" w:bidi="ar_AE"/>
+        </w:rPr>
+        <w:t>الخطية</w:t>
+      </w:r>
       <w:r>
         <w:rPr>
           <w:rtl/>
@@ -880,20 +832,14 @@
         </w:rPr>
         <w:t xml:space="preserve"> هو انفصال دائم وقانوني بين زوج وزوجته. في العهد القديم، كان </w:t>
       </w:r>
-      <w:hyperlink r:id="rId20">
-        <w:r>
-          <w:rPr>
-            <w:rtl/>
-            <w:cs/>
-            <w:lang w:val="ar_AE" w:bidi="ar_AE"/>
-          </w:rPr>
-          <w:rPr>
-            <w:color w:val="0000EE"/>
-            <w:u w:val="single"/>
-          </w:rPr>
-          <w:t>ناموس</w:t>
-        </w:r>
-      </w:hyperlink>
+      <w:r>
+        <w:rPr>
+          <w:rtl/>
+          <w:cs/>
+          <w:lang w:val="ar_AE" w:bidi="ar_AE"/>
+        </w:rPr>
+        <w:t>ناموس</w:t>
+      </w:r>
       <w:r>
         <w:rPr>
           <w:rtl/>
